--- a/apps/api/src/handlers/reports/assets/dd-report.docx
+++ b/apps/api/src/handlers/reports/assets/dd-report.docx
@@ -205,6 +205,83 @@
         <w:t xml:space="preserve">{{/each}}</w:t>
       </w:r>
     </w:p>
+    <w:p>
+      <w:pPr>
+        <w:pStyle w:val="Heading1"/>
+      </w:pPr>
+      <w:r>
+        <w:t xml:space="preserve">Annex — Review matrix</w:t>
+      </w:r>
+    </w:p>
+    <w:p>
+      <w:r>
+        <w:t xml:space="preserve">A consolidated overview of every reviewed contract and its extracted columns.</w:t>
+      </w:r>
+    </w:p>
+    <w:tbl>
+      <w:tblPr>
+        <w:tblStyle w:val="TableGrid"/>
+        <w:tblW w:w="0" w:type="auto"/>
+      </w:tblPr>
+      <w:tblGrid>
+        <w:gridCol/>
+        <w:gridCol/>
+      </w:tblGrid>
+      <w:tr>
+        <w:tc>
+          <w:tcPr>
+            <w:tcW w:w="0" w:type="auto"/>
+          </w:tcPr>
+          <w:p>
+            <w:r>
+              <w:t xml:space="preserve">Contract</w:t>
+            </w:r>
+          </w:p>
+        </w:tc>
+        <w:tc>
+          <w:tcPr>
+            <w:tcW w:w="0" w:type="auto"/>
+          </w:tcPr>
+          <w:p>
+            <w:r>
+              <w:t xml:space="preserve">Review summary</w:t>
+            </w:r>
+          </w:p>
+        </w:tc>
+      </w:tr>
+      <w:tr>
+        <w:tc>
+          <w:tcPr>
+            <w:tcW w:w="0" w:type="auto"/>
+          </w:tcPr>
+          <w:p>
+            <w:r>
+              <w:t xml:space="preserve">{{#each grid.rows}}</w:t>
+            </w:r>
+          </w:p>
+          <w:p>
+            <w:r>
+              <w:t xml:space="preserve">{{grid.rows.name}}</w:t>
+            </w:r>
+          </w:p>
+        </w:tc>
+        <w:tc>
+          <w:tcPr>
+            <w:tcW w:w="0" w:type="auto"/>
+          </w:tcPr>
+          <w:p>
+            <w:r>
+              <w:t xml:space="preserve">{{grid.rows.summary}}</w:t>
+            </w:r>
+          </w:p>
+          <w:p>
+            <w:r>
+              <w:t xml:space="preserve">{{/each}}</w:t>
+            </w:r>
+          </w:p>
+        </w:tc>
+      </w:tr>
+    </w:tbl>
   </w:body>
 </w:document>
 </file>

--- a/apps/api/src/handlers/reports/assets/dd-report.docx
+++ b/apps/api/src/handlers/reports/assets/dd-report.docx
@@ -20,7 +20,17 @@
     </w:p>
     <w:p>
       <w:r>
+        <w:t xml:space="preserve">{{#if aiNarrative}}</w:t>
+      </w:r>
+    </w:p>
+    <w:p>
+      <w:r>
         <w:t xml:space="preserve">{{execSummary}}</w:t>
+      </w:r>
+    </w:p>
+    <w:p>
+      <w:r>
+        <w:t xml:space="preserve">{{/if}}</w:t>
       </w:r>
     </w:p>
     <w:p>
@@ -188,6 +198,11 @@
       </w:r>
     </w:p>
     <w:p>
+      <w:r>
+        <w:t xml:space="preserve">{{#if aiNarrative}}</w:t>
+      </w:r>
+    </w:p>
+    <w:p>
       <w:pPr>
         <w:pStyle w:val="Heading3"/>
       </w:pPr>
@@ -198,6 +213,11 @@
     <w:p>
       <w:r>
         <w:t xml:space="preserve">{{contracts.summary}}</w:t>
+      </w:r>
+    </w:p>
+    <w:p>
+      <w:r>
+        <w:t xml:space="preserve">{{/if}}</w:t>
       </w:r>
     </w:p>
     <w:p>

--- a/apps/api/src/handlers/reports/assets/dd-report.docx
+++ b/apps/api/src/handlers/reports/assets/dd-report.docx
@@ -44,7 +44,10 @@
     </w:p>
     <w:p>
       <w:r>
-        <w:t xml:space="preserve">{{#if aiNarrative}}</w:t>
+        <w:t xml:space="preserve"/>
+      </w:r>
+      <w:r>
+        <w:t xml:space="preserve">{% if aiNarrative %}</w:t>
       </w:r>
     </w:p>
     <w:p>
@@ -57,12 +60,18 @@
     </w:p>
     <w:p>
       <w:r>
-        <w:t xml:space="preserve">{{/if}}</w:t>
-      </w:r>
-    </w:p>
-    <w:p>
-      <w:r>
-        <w:t xml:space="preserve">{{#if hasVerdicts}}</w:t>
+        <w:t xml:space="preserve"/>
+      </w:r>
+      <w:r>
+        <w:t xml:space="preserve">{% endif %}</w:t>
+      </w:r>
+    </w:p>
+    <w:p>
+      <w:r>
+        <w:t xml:space="preserve"/>
+      </w:r>
+      <w:r>
+        <w:t xml:space="preserve">{% if hasVerdicts %}</w:t>
       </w:r>
     </w:p>
     <w:tbl>
@@ -350,7 +359,10 @@
     </w:tbl>
     <w:p>
       <w:r>
-        <w:t xml:space="preserve">{{#else}}</w:t>
+        <w:t xml:space="preserve"/>
+      </w:r>
+      <w:r>
+        <w:t xml:space="preserve">{% else %}</w:t>
       </w:r>
     </w:p>
     <w:tbl>
@@ -423,7 +435,10 @@
     </w:tbl>
     <w:p>
       <w:r>
-        <w:t xml:space="preserve">{{/if}}</w:t>
+        <w:t xml:space="preserve"/>
+      </w:r>
+      <w:r>
+        <w:t xml:space="preserve">{% endif %}</w:t>
       </w:r>
     </w:p>
     <w:p>
@@ -436,7 +451,10 @@
     </w:p>
     <w:p>
       <w:r>
-        <w:t xml:space="preserve">{{#each contracts}}</w:t>
+        <w:t xml:space="preserve"/>
+      </w:r>
+      <w:r>
+        <w:t xml:space="preserve">{% for contract in contracts %}</w:t>
       </w:r>
     </w:p>
     <w:p>
@@ -444,12 +462,24 @@
         <w:pStyle w:val="Heading2"/>
       </w:pPr>
       <w:r>
-        <w:t xml:space="preserve">{{@index}}. {{contracts.name}}</w:t>
-      </w:r>
-    </w:p>
-    <w:p>
-      <w:r>
-        <w:t xml:space="preserve">{{#if contracts.hasDocumentType}}</w:t>
+        <w:t xml:space="preserve"/>
+      </w:r>
+      <w:r>
+        <w:t xml:space="preserve">{{ loop.index }}</w:t>
+      </w:r>
+      <w:r>
+        <w:t xml:space="preserve">. </w:t>
+      </w:r>
+      <w:r>
+        <w:t xml:space="preserve">{{ contract.name }}</w:t>
+      </w:r>
+    </w:p>
+    <w:p>
+      <w:r>
+        <w:t xml:space="preserve"/>
+      </w:r>
+      <w:r>
+        <w:t xml:space="preserve">{% if contract.hasDocumentType %}</w:t>
       </w:r>
     </w:p>
     <w:p>
@@ -457,17 +487,26 @@
         <w:pStyle w:val="Caption"/>
       </w:pPr>
       <w:r>
-        <w:t xml:space="preserve">Document type: {{contracts.documentType}}</w:t>
-      </w:r>
-    </w:p>
-    <w:p>
-      <w:r>
-        <w:t xml:space="preserve">{{/if}}</w:t>
-      </w:r>
-    </w:p>
-    <w:p>
-      <w:r>
-        <w:t xml:space="preserve">{{#if contracts.hasRiskLevel}}</w:t>
+        <w:t xml:space="preserve">Document type: </w:t>
+      </w:r>
+      <w:r>
+        <w:t xml:space="preserve">{{ contract.documentType }}</w:t>
+      </w:r>
+    </w:p>
+    <w:p>
+      <w:r>
+        <w:t xml:space="preserve"/>
+      </w:r>
+      <w:r>
+        <w:t xml:space="preserve">{% endif %}</w:t>
+      </w:r>
+    </w:p>
+    <w:p>
+      <w:r>
+        <w:t xml:space="preserve"/>
+      </w:r>
+      <w:r>
+        <w:t xml:space="preserve">{% if contract.hasRiskLevel %}</w:t>
       </w:r>
     </w:p>
     <w:p>
@@ -475,17 +514,26 @@
         <w:pStyle w:val="Caption"/>
       </w:pPr>
       <w:r>
-        <w:t xml:space="preserve">Risk level: {{contracts.riskLevel}}</w:t>
-      </w:r>
-    </w:p>
-    <w:p>
-      <w:r>
-        <w:t xml:space="preserve">{{/if}}</w:t>
-      </w:r>
-    </w:p>
-    <w:p>
-      <w:r>
-        <w:t xml:space="preserve">{{#if hasVerdicts}}</w:t>
+        <w:t xml:space="preserve">Risk level: </w:t>
+      </w:r>
+      <w:r>
+        <w:t xml:space="preserve">{{ contract.riskLevel }}</w:t>
+      </w:r>
+    </w:p>
+    <w:p>
+      <w:r>
+        <w:t xml:space="preserve"/>
+      </w:r>
+      <w:r>
+        <w:t xml:space="preserve">{% endif %}</w:t>
+      </w:r>
+    </w:p>
+    <w:p>
+      <w:r>
+        <w:t xml:space="preserve"/>
+      </w:r>
+      <w:r>
+        <w:t xml:space="preserve">{% if hasVerdicts %}</w:t>
       </w:r>
     </w:p>
     <w:tbl>
@@ -594,20 +642,31 @@
           </w:tcPr>
           <w:p>
             <w:r>
-              <w:t xml:space="preserve">{{#each contracts.fields}}</w:t>
-            </w:r>
-          </w:p>
-          <w:p>
-            <w:pPr>
-              <w:spacing w:before="40" w:after="40" w:line="240" w:lineRule="auto"/>
-            </w:pPr>
-            <w:r>
-              <w:rPr>
-                <w:b/>
-                <w:sz w:val="20"/>
-                <w:szCs w:val="20"/>
-              </w:rPr>
-              <w:t xml:space="preserve">{{contracts.fields.label}}</w:t>
+              <w:t xml:space="preserve"/>
+            </w:r>
+            <w:r>
+              <w:t xml:space="preserve">{% for field in contract.fields %}</w:t>
+            </w:r>
+          </w:p>
+          <w:p>
+            <w:pPr>
+              <w:spacing w:before="40" w:after="40" w:line="240" w:lineRule="auto"/>
+            </w:pPr>
+            <w:r>
+              <w:rPr>
+                <w:b/>
+                <w:sz w:val="20"/>
+                <w:szCs w:val="20"/>
+              </w:rPr>
+              <w:t xml:space="preserve"/>
+            </w:r>
+            <w:r>
+              <w:rPr>
+                <w:b/>
+                <w:sz w:val="20"/>
+                <w:szCs w:val="20"/>
+              </w:rPr>
+              <w:t xml:space="preserve">{{ field.label }}</w:t>
             </w:r>
           </w:p>
         </w:tc>
@@ -625,7 +684,14 @@
                 <w:sz w:val="20"/>
                 <w:szCs w:val="20"/>
               </w:rPr>
-              <w:t xml:space="preserve">{{contracts.fields.value}}</w:t>
+              <w:t xml:space="preserve"/>
+            </w:r>
+            <w:r>
+              <w:rPr>
+                <w:sz w:val="20"/>
+                <w:szCs w:val="20"/>
+              </w:rPr>
+              <w:t xml:space="preserve">{{ field.value }}</w:t>
             </w:r>
           </w:p>
         </w:tc>
@@ -643,12 +709,22 @@
                 <w:sz w:val="20"/>
                 <w:szCs w:val="20"/>
               </w:rPr>
-              <w:t xml:space="preserve">{{contracts.fields.verdict}}</w:t>
-            </w:r>
-          </w:p>
-          <w:p>
-            <w:r>
-              <w:t xml:space="preserve">{{/each}}</w:t>
+              <w:t xml:space="preserve"/>
+            </w:r>
+            <w:r>
+              <w:rPr>
+                <w:sz w:val="20"/>
+                <w:szCs w:val="20"/>
+              </w:rPr>
+              <w:t xml:space="preserve">{{ field.verdict }}</w:t>
+            </w:r>
+          </w:p>
+          <w:p>
+            <w:r>
+              <w:t xml:space="preserve"/>
+            </w:r>
+            <w:r>
+              <w:t xml:space="preserve">{% endfor %}</w:t>
             </w:r>
           </w:p>
         </w:tc>
@@ -656,7 +732,10 @@
     </w:tbl>
     <w:p>
       <w:r>
-        <w:t xml:space="preserve">{{#else}}</w:t>
+        <w:t xml:space="preserve"/>
+      </w:r>
+      <w:r>
+        <w:t xml:space="preserve">{% else %}</w:t>
       </w:r>
     </w:p>
     <w:tbl>
@@ -743,20 +822,31 @@
           </w:tcPr>
           <w:p>
             <w:r>
-              <w:t xml:space="preserve">{{#each contracts.fields}}</w:t>
-            </w:r>
-          </w:p>
-          <w:p>
-            <w:pPr>
-              <w:spacing w:before="40" w:after="40" w:line="240" w:lineRule="auto"/>
-            </w:pPr>
-            <w:r>
-              <w:rPr>
-                <w:b/>
-                <w:sz w:val="20"/>
-                <w:szCs w:val="20"/>
-              </w:rPr>
-              <w:t xml:space="preserve">{{contracts.fields.label}}</w:t>
+              <w:t xml:space="preserve"/>
+            </w:r>
+            <w:r>
+              <w:t xml:space="preserve">{% for field in contract.fields %}</w:t>
+            </w:r>
+          </w:p>
+          <w:p>
+            <w:pPr>
+              <w:spacing w:before="40" w:after="40" w:line="240" w:lineRule="auto"/>
+            </w:pPr>
+            <w:r>
+              <w:rPr>
+                <w:b/>
+                <w:sz w:val="20"/>
+                <w:szCs w:val="20"/>
+              </w:rPr>
+              <w:t xml:space="preserve"/>
+            </w:r>
+            <w:r>
+              <w:rPr>
+                <w:b/>
+                <w:sz w:val="20"/>
+                <w:szCs w:val="20"/>
+              </w:rPr>
+              <w:t xml:space="preserve">{{ field.label }}</w:t>
             </w:r>
           </w:p>
         </w:tc>
@@ -774,12 +864,22 @@
                 <w:sz w:val="20"/>
                 <w:szCs w:val="20"/>
               </w:rPr>
-              <w:t xml:space="preserve">{{contracts.fields.value}}</w:t>
-            </w:r>
-          </w:p>
-          <w:p>
-            <w:r>
-              <w:t xml:space="preserve">{{/each}}</w:t>
+              <w:t xml:space="preserve"/>
+            </w:r>
+            <w:r>
+              <w:rPr>
+                <w:sz w:val="20"/>
+                <w:szCs w:val="20"/>
+              </w:rPr>
+              <w:t xml:space="preserve">{{ field.value }}</w:t>
+            </w:r>
+          </w:p>
+          <w:p>
+            <w:r>
+              <w:t xml:space="preserve"/>
+            </w:r>
+            <w:r>
+              <w:t xml:space="preserve">{% endfor %}</w:t>
             </w:r>
           </w:p>
         </w:tc>
@@ -787,12 +887,18 @@
     </w:tbl>
     <w:p>
       <w:r>
-        <w:t xml:space="preserve">{{/if}}</w:t>
-      </w:r>
-    </w:p>
-    <w:p>
-      <w:r>
-        <w:t xml:space="preserve">{{#if contracts.hasRisks}}</w:t>
+        <w:t xml:space="preserve"/>
+      </w:r>
+      <w:r>
+        <w:t xml:space="preserve">{% endif %}</w:t>
+      </w:r>
+    </w:p>
+    <w:p>
+      <w:r>
+        <w:t xml:space="preserve"/>
+      </w:r>
+      <w:r>
+        <w:t xml:space="preserve">{% if contract.hasRisks %}</w:t>
       </w:r>
     </w:p>
     <w:p>
@@ -805,7 +911,10 @@
     </w:p>
     <w:p>
       <w:r>
-        <w:t xml:space="preserve">{{#each contracts.risks}}</w:t>
+        <w:t xml:space="preserve"/>
+      </w:r>
+      <w:r>
+        <w:t xml:space="preserve">{% for risk in contract.risks %}</w:t>
       </w:r>
     </w:p>
     <w:p>
@@ -816,7 +925,37 @@
         <w:rPr>
           <w:b/>
         </w:rPr>
-        <w:t xml:space="preserve">{{contracts.risks.issue}}  ·  {{contracts.risks.severity}}  ·  {{contracts.risks.verdict}}</w:t>
+        <w:t xml:space="preserve"/>
+      </w:r>
+      <w:r>
+        <w:rPr>
+          <w:b/>
+        </w:rPr>
+        <w:t xml:space="preserve">{{ risk.issue }}</w:t>
+      </w:r>
+      <w:r>
+        <w:rPr>
+          <w:b/>
+        </w:rPr>
+        <w:t xml:space="preserve">  ·  </w:t>
+      </w:r>
+      <w:r>
+        <w:rPr>
+          <w:b/>
+        </w:rPr>
+        <w:t xml:space="preserve">{{ risk.severity }}</w:t>
+      </w:r>
+      <w:r>
+        <w:rPr>
+          <w:b/>
+        </w:rPr>
+        <w:t xml:space="preserve">  ·  </w:t>
+      </w:r>
+      <w:r>
+        <w:rPr>
+          <w:b/>
+        </w:rPr>
+        <w:t xml:space="preserve">{{ risk.verdict }}</w:t>
       </w:r>
     </w:p>
     <w:p>
@@ -824,12 +963,18 @@
         <w:pStyle w:val="BodyText"/>
       </w:pPr>
       <w:r>
-        <w:t xml:space="preserve">{{contracts.risks.rationale}}</w:t>
-      </w:r>
-    </w:p>
-    <w:p>
-      <w:r>
-        <w:t xml:space="preserve">{{#if hasCitation}}</w:t>
+        <w:t xml:space="preserve"/>
+      </w:r>
+      <w:r>
+        <w:t xml:space="preserve">{{ risk.rationale }}</w:t>
+      </w:r>
+    </w:p>
+    <w:p>
+      <w:r>
+        <w:t xml:space="preserve"/>
+      </w:r>
+      <w:r>
+        <w:t xml:space="preserve">{% if hasCitation %}</w:t>
       </w:r>
     </w:p>
     <w:p>
@@ -837,27 +982,42 @@
         <w:pStyle w:val="Caption"/>
       </w:pPr>
       <w:r>
-        <w:t xml:space="preserve">Citation: {{contracts.risks.citation}}</w:t>
-      </w:r>
-    </w:p>
-    <w:p>
-      <w:r>
-        <w:t xml:space="preserve">{{/if}}</w:t>
-      </w:r>
-    </w:p>
-    <w:p>
-      <w:r>
-        <w:t xml:space="preserve">{{/each}}</w:t>
-      </w:r>
-    </w:p>
-    <w:p>
-      <w:r>
-        <w:t xml:space="preserve">{{/if}}</w:t>
-      </w:r>
-    </w:p>
-    <w:p>
-      <w:r>
-        <w:t xml:space="preserve">{{#if aiNarrative}}</w:t>
+        <w:t xml:space="preserve">Citation: </w:t>
+      </w:r>
+      <w:r>
+        <w:t xml:space="preserve">{{ risk.citation }}</w:t>
+      </w:r>
+    </w:p>
+    <w:p>
+      <w:r>
+        <w:t xml:space="preserve"/>
+      </w:r>
+      <w:r>
+        <w:t xml:space="preserve">{% endif %}</w:t>
+      </w:r>
+    </w:p>
+    <w:p>
+      <w:r>
+        <w:t xml:space="preserve"/>
+      </w:r>
+      <w:r>
+        <w:t xml:space="preserve">{% endfor %}</w:t>
+      </w:r>
+    </w:p>
+    <w:p>
+      <w:r>
+        <w:t xml:space="preserve"/>
+      </w:r>
+      <w:r>
+        <w:t xml:space="preserve">{% endif %}</w:t>
+      </w:r>
+    </w:p>
+    <w:p>
+      <w:r>
+        <w:t xml:space="preserve"/>
+      </w:r>
+      <w:r>
+        <w:t xml:space="preserve">{% if aiNarrative %}</w:t>
       </w:r>
     </w:p>
     <w:p>
@@ -873,17 +1033,26 @@
         <w:pStyle w:val="BodyText"/>
       </w:pPr>
       <w:r>
-        <w:t xml:space="preserve">{{contracts.summary}}</w:t>
-      </w:r>
-    </w:p>
-    <w:p>
-      <w:r>
-        <w:t xml:space="preserve">{{/if}}</w:t>
-      </w:r>
-    </w:p>
-    <w:p>
-      <w:r>
-        <w:t xml:space="preserve">{{/each}}</w:t>
+        <w:t xml:space="preserve"/>
+      </w:r>
+      <w:r>
+        <w:t xml:space="preserve">{{ contract.summary }}</w:t>
+      </w:r>
+    </w:p>
+    <w:p>
+      <w:r>
+        <w:t xml:space="preserve"/>
+      </w:r>
+      <w:r>
+        <w:t xml:space="preserve">{% endif %}</w:t>
+      </w:r>
+    </w:p>
+    <w:p>
+      <w:r>
+        <w:t xml:space="preserve"/>
+      </w:r>
+      <w:r>
+        <w:t xml:space="preserve">{% endfor %}</w:t>
       </w:r>
     </w:p>
     <w:p>
@@ -986,20 +1155,31 @@
           </w:tcPr>
           <w:p>
             <w:r>
-              <w:t xml:space="preserve">{{#each grid.rows}}</w:t>
-            </w:r>
-          </w:p>
-          <w:p>
-            <w:pPr>
-              <w:spacing w:before="40" w:after="40" w:line="240" w:lineRule="auto"/>
-            </w:pPr>
-            <w:r>
-              <w:rPr>
-                <w:b/>
-                <w:sz w:val="20"/>
-                <w:szCs w:val="20"/>
-              </w:rPr>
-              <w:t xml:space="preserve">{{grid.rows.name}}</w:t>
+              <w:t xml:space="preserve"/>
+            </w:r>
+            <w:r>
+              <w:t xml:space="preserve">{% for row in grid.rows %}</w:t>
+            </w:r>
+          </w:p>
+          <w:p>
+            <w:pPr>
+              <w:spacing w:before="40" w:after="40" w:line="240" w:lineRule="auto"/>
+            </w:pPr>
+            <w:r>
+              <w:rPr>
+                <w:b/>
+                <w:sz w:val="20"/>
+                <w:szCs w:val="20"/>
+              </w:rPr>
+              <w:t xml:space="preserve"/>
+            </w:r>
+            <w:r>
+              <w:rPr>
+                <w:b/>
+                <w:sz w:val="20"/>
+                <w:szCs w:val="20"/>
+              </w:rPr>
+              <w:t xml:space="preserve">{{ row.name }}</w:t>
             </w:r>
           </w:p>
         </w:tc>
@@ -1017,12 +1197,22 @@
                 <w:sz w:val="20"/>
                 <w:szCs w:val="20"/>
               </w:rPr>
-              <w:t xml:space="preserve">{{grid.rows.summary}}</w:t>
-            </w:r>
-          </w:p>
-          <w:p>
-            <w:r>
-              <w:t xml:space="preserve">{{/each}}</w:t>
+              <w:t xml:space="preserve"/>
+            </w:r>
+            <w:r>
+              <w:rPr>
+                <w:sz w:val="20"/>
+                <w:szCs w:val="20"/>
+              </w:rPr>
+              <w:t xml:space="preserve">{{ row.summary }}</w:t>
+            </w:r>
+          </w:p>
+          <w:p>
+            <w:r>
+              <w:t xml:space="preserve"/>
+            </w:r>
+            <w:r>
+              <w:t xml:space="preserve">{% endfor %}</w:t>
             </w:r>
           </w:p>
         </w:tc>

--- a/apps/api/src/handlers/reports/assets/dd-report.docx
+++ b/apps/api/src/handlers/reports/assets/dd-report.docx
@@ -44,9 +44,6 @@
     </w:p>
     <w:p>
       <w:r>
-        <w:t xml:space="preserve"/>
-      </w:r>
-      <w:r>
         <w:t xml:space="preserve">{% if aiNarrative %}</w:t>
       </w:r>
     </w:p>
@@ -60,16 +57,10 @@
     </w:p>
     <w:p>
       <w:r>
-        <w:t xml:space="preserve"/>
-      </w:r>
-      <w:r>
         <w:t xml:space="preserve">{% endif %}</w:t>
       </w:r>
     </w:p>
     <w:p>
-      <w:r>
-        <w:t xml:space="preserve"/>
-      </w:r>
       <w:r>
         <w:t xml:space="preserve">{% if hasVerdicts %}</w:t>
       </w:r>
@@ -359,9 +350,6 @@
     </w:tbl>
     <w:p>
       <w:r>
-        <w:t xml:space="preserve"/>
-      </w:r>
-      <w:r>
         <w:t xml:space="preserve">{% else %}</w:t>
       </w:r>
     </w:p>
@@ -435,9 +423,6 @@
     </w:tbl>
     <w:p>
       <w:r>
-        <w:t xml:space="preserve"/>
-      </w:r>
-      <w:r>
         <w:t xml:space="preserve">{% endif %}</w:t>
       </w:r>
     </w:p>
@@ -451,9 +436,6 @@
     </w:p>
     <w:p>
       <w:r>
-        <w:t xml:space="preserve"/>
-      </w:r>
-      <w:r>
         <w:t xml:space="preserve">{% for contract in contracts %}</w:t>
       </w:r>
     </w:p>
@@ -462,22 +444,10 @@
         <w:pStyle w:val="Heading2"/>
       </w:pPr>
       <w:r>
-        <w:t xml:space="preserve"/>
-      </w:r>
-      <w:r>
-        <w:t xml:space="preserve">{{ loop.index }}</w:t>
-      </w:r>
-      <w:r>
-        <w:t xml:space="preserve">. </w:t>
-      </w:r>
-      <w:r>
-        <w:t xml:space="preserve">{{ contract.name }}</w:t>
-      </w:r>
-    </w:p>
-    <w:p>
-      <w:r>
-        <w:t xml:space="preserve"/>
-      </w:r>
+        <w:t xml:space="preserve">{{ loop.index }}. {{ contract.name }}</w:t>
+      </w:r>
+    </w:p>
+    <w:p>
       <w:r>
         <w:t xml:space="preserve">{% if contract.hasDocumentType %}</w:t>
       </w:r>
@@ -487,25 +457,16 @@
         <w:pStyle w:val="Caption"/>
       </w:pPr>
       <w:r>
-        <w:t xml:space="preserve">Document type: </w:t>
-      </w:r>
-      <w:r>
-        <w:t xml:space="preserve">{{ contract.documentType }}</w:t>
-      </w:r>
-    </w:p>
-    <w:p>
-      <w:r>
-        <w:t xml:space="preserve"/>
-      </w:r>
+        <w:t xml:space="preserve">Document type: {{ contract.documentType }}</w:t>
+      </w:r>
+    </w:p>
+    <w:p>
       <w:r>
         <w:t xml:space="preserve">{% endif %}</w:t>
       </w:r>
     </w:p>
     <w:p>
       <w:r>
-        <w:t xml:space="preserve"/>
-      </w:r>
-      <w:r>
         <w:t xml:space="preserve">{% if contract.hasRiskLevel %}</w:t>
       </w:r>
     </w:p>
@@ -514,24 +475,15 @@
         <w:pStyle w:val="Caption"/>
       </w:pPr>
       <w:r>
-        <w:t xml:space="preserve">Risk level: </w:t>
-      </w:r>
-      <w:r>
-        <w:t xml:space="preserve">{{ contract.riskLevel }}</w:t>
-      </w:r>
-    </w:p>
-    <w:p>
-      <w:r>
-        <w:t xml:space="preserve"/>
-      </w:r>
+        <w:t xml:space="preserve">Risk level: {{ contract.riskLevel }}</w:t>
+      </w:r>
+    </w:p>
+    <w:p>
       <w:r>
         <w:t xml:space="preserve">{% endif %}</w:t>
       </w:r>
     </w:p>
     <w:p>
-      <w:r>
-        <w:t xml:space="preserve"/>
-      </w:r>
       <w:r>
         <w:t xml:space="preserve">{% if hasVerdicts %}</w:t>
       </w:r>
@@ -642,9 +594,6 @@
           </w:tcPr>
           <w:p>
             <w:r>
-              <w:t xml:space="preserve"/>
-            </w:r>
-            <w:r>
               <w:t xml:space="preserve">{% for field in contract.fields %}</w:t>
             </w:r>
           </w:p>
@@ -658,14 +607,6 @@
                 <w:sz w:val="20"/>
                 <w:szCs w:val="20"/>
               </w:rPr>
-              <w:t xml:space="preserve"/>
-            </w:r>
-            <w:r>
-              <w:rPr>
-                <w:b/>
-                <w:sz w:val="20"/>
-                <w:szCs w:val="20"/>
-              </w:rPr>
               <w:t xml:space="preserve">{{ field.label }}</w:t>
             </w:r>
           </w:p>
@@ -684,13 +625,6 @@
                 <w:sz w:val="20"/>
                 <w:szCs w:val="20"/>
               </w:rPr>
-              <w:t xml:space="preserve"/>
-            </w:r>
-            <w:r>
-              <w:rPr>
-                <w:sz w:val="20"/>
-                <w:szCs w:val="20"/>
-              </w:rPr>
               <w:t xml:space="preserve">{{ field.value }}</w:t>
             </w:r>
           </w:p>
@@ -709,20 +643,10 @@
                 <w:sz w:val="20"/>
                 <w:szCs w:val="20"/>
               </w:rPr>
-              <w:t xml:space="preserve"/>
-            </w:r>
-            <w:r>
-              <w:rPr>
-                <w:sz w:val="20"/>
-                <w:szCs w:val="20"/>
-              </w:rPr>
               <w:t xml:space="preserve">{{ field.verdict }}</w:t>
             </w:r>
           </w:p>
           <w:p>
-            <w:r>
-              <w:t xml:space="preserve"/>
-            </w:r>
             <w:r>
               <w:t xml:space="preserve">{% endfor %}</w:t>
             </w:r>
@@ -731,9 +655,6 @@
       </w:tr>
     </w:tbl>
     <w:p>
-      <w:r>
-        <w:t xml:space="preserve"/>
-      </w:r>
       <w:r>
         <w:t xml:space="preserve">{% else %}</w:t>
       </w:r>
@@ -822,9 +743,6 @@
           </w:tcPr>
           <w:p>
             <w:r>
-              <w:t xml:space="preserve"/>
-            </w:r>
-            <w:r>
               <w:t xml:space="preserve">{% for field in contract.fields %}</w:t>
             </w:r>
           </w:p>
@@ -838,14 +756,6 @@
                 <w:sz w:val="20"/>
                 <w:szCs w:val="20"/>
               </w:rPr>
-              <w:t xml:space="preserve"/>
-            </w:r>
-            <w:r>
-              <w:rPr>
-                <w:b/>
-                <w:sz w:val="20"/>
-                <w:szCs w:val="20"/>
-              </w:rPr>
               <w:t xml:space="preserve">{{ field.label }}</w:t>
             </w:r>
           </w:p>
@@ -864,20 +774,10 @@
                 <w:sz w:val="20"/>
                 <w:szCs w:val="20"/>
               </w:rPr>
-              <w:t xml:space="preserve"/>
-            </w:r>
-            <w:r>
-              <w:rPr>
-                <w:sz w:val="20"/>
-                <w:szCs w:val="20"/>
-              </w:rPr>
               <w:t xml:space="preserve">{{ field.value }}</w:t>
             </w:r>
           </w:p>
           <w:p>
-            <w:r>
-              <w:t xml:space="preserve"/>
-            </w:r>
             <w:r>
               <w:t xml:space="preserve">{% endfor %}</w:t>
             </w:r>
@@ -887,17 +787,11 @@
     </w:tbl>
     <w:p>
       <w:r>
-        <w:t xml:space="preserve"/>
-      </w:r>
-      <w:r>
         <w:t xml:space="preserve">{% endif %}</w:t>
       </w:r>
     </w:p>
     <w:p>
       <w:r>
-        <w:t xml:space="preserve"/>
-      </w:r>
-      <w:r>
         <w:t xml:space="preserve">{% if contract.hasRisks %}</w:t>
       </w:r>
     </w:p>
@@ -910,9 +804,6 @@
       </w:r>
     </w:p>
     <w:p>
-      <w:r>
-        <w:t xml:space="preserve"/>
-      </w:r>
       <w:r>
         <w:t xml:space="preserve">{% for risk in contract.risks %}</w:t>
       </w:r>
@@ -925,37 +816,7 @@
         <w:rPr>
           <w:b/>
         </w:rPr>
-        <w:t xml:space="preserve"/>
-      </w:r>
-      <w:r>
-        <w:rPr>
-          <w:b/>
-        </w:rPr>
-        <w:t xml:space="preserve">{{ risk.issue }}</w:t>
-      </w:r>
-      <w:r>
-        <w:rPr>
-          <w:b/>
-        </w:rPr>
-        <w:t xml:space="preserve">  ·  </w:t>
-      </w:r>
-      <w:r>
-        <w:rPr>
-          <w:b/>
-        </w:rPr>
-        <w:t xml:space="preserve">{{ risk.severity }}</w:t>
-      </w:r>
-      <w:r>
-        <w:rPr>
-          <w:b/>
-        </w:rPr>
-        <w:t xml:space="preserve">  ·  </w:t>
-      </w:r>
-      <w:r>
-        <w:rPr>
-          <w:b/>
-        </w:rPr>
-        <w:t xml:space="preserve">{{ risk.verdict }}</w:t>
+        <w:t xml:space="preserve">{{ risk.issue }}  ·  {{ risk.severity }}  ·  {{ risk.verdict }}</w:t>
       </w:r>
     </w:p>
     <w:p>
@@ -963,17 +824,11 @@
         <w:pStyle w:val="BodyText"/>
       </w:pPr>
       <w:r>
-        <w:t xml:space="preserve"/>
-      </w:r>
-      <w:r>
         <w:t xml:space="preserve">{{ risk.rationale }}</w:t>
       </w:r>
     </w:p>
     <w:p>
       <w:r>
-        <w:t xml:space="preserve"/>
-      </w:r>
-      <w:r>
         <w:t xml:space="preserve">{% if hasCitation %}</w:t>
       </w:r>
     </w:p>
@@ -982,41 +837,26 @@
         <w:pStyle w:val="Caption"/>
       </w:pPr>
       <w:r>
-        <w:t xml:space="preserve">Citation: </w:t>
-      </w:r>
-      <w:r>
-        <w:t xml:space="preserve">{{ risk.citation }}</w:t>
-      </w:r>
-    </w:p>
-    <w:p>
-      <w:r>
-        <w:t xml:space="preserve"/>
-      </w:r>
+        <w:t xml:space="preserve">Citation: {{ risk.citation }}</w:t>
+      </w:r>
+    </w:p>
+    <w:p>
       <w:r>
         <w:t xml:space="preserve">{% endif %}</w:t>
       </w:r>
     </w:p>
     <w:p>
       <w:r>
-        <w:t xml:space="preserve"/>
-      </w:r>
-      <w:r>
         <w:t xml:space="preserve">{% endfor %}</w:t>
       </w:r>
     </w:p>
     <w:p>
       <w:r>
-        <w:t xml:space="preserve"/>
-      </w:r>
-      <w:r>
         <w:t xml:space="preserve">{% endif %}</w:t>
       </w:r>
     </w:p>
     <w:p>
       <w:r>
-        <w:t xml:space="preserve"/>
-      </w:r>
-      <w:r>
         <w:t xml:space="preserve">{% if aiNarrative %}</w:t>
       </w:r>
     </w:p>
@@ -1033,24 +873,15 @@
         <w:pStyle w:val="BodyText"/>
       </w:pPr>
       <w:r>
-        <w:t xml:space="preserve"/>
-      </w:r>
-      <w:r>
         <w:t xml:space="preserve">{{ contract.summary }}</w:t>
       </w:r>
     </w:p>
     <w:p>
       <w:r>
-        <w:t xml:space="preserve"/>
-      </w:r>
-      <w:r>
         <w:t xml:space="preserve">{% endif %}</w:t>
       </w:r>
     </w:p>
     <w:p>
-      <w:r>
-        <w:t xml:space="preserve"/>
-      </w:r>
       <w:r>
         <w:t xml:space="preserve">{% endfor %}</w:t>
       </w:r>
@@ -1155,9 +986,6 @@
           </w:tcPr>
           <w:p>
             <w:r>
-              <w:t xml:space="preserve"/>
-            </w:r>
-            <w:r>
               <w:t xml:space="preserve">{% for row in grid.rows %}</w:t>
             </w:r>
           </w:p>
@@ -1171,14 +999,6 @@
                 <w:sz w:val="20"/>
                 <w:szCs w:val="20"/>
               </w:rPr>
-              <w:t xml:space="preserve"/>
-            </w:r>
-            <w:r>
-              <w:rPr>
-                <w:b/>
-                <w:sz w:val="20"/>
-                <w:szCs w:val="20"/>
-              </w:rPr>
               <w:t xml:space="preserve">{{ row.name }}</w:t>
             </w:r>
           </w:p>
@@ -1197,20 +1017,10 @@
                 <w:sz w:val="20"/>
                 <w:szCs w:val="20"/>
               </w:rPr>
-              <w:t xml:space="preserve"/>
-            </w:r>
-            <w:r>
-              <w:rPr>
-                <w:sz w:val="20"/>
-                <w:szCs w:val="20"/>
-              </w:rPr>
               <w:t xml:space="preserve">{{ row.summary }}</w:t>
             </w:r>
           </w:p>
           <w:p>
-            <w:r>
-              <w:t xml:space="preserve"/>
-            </w:r>
             <w:r>
               <w:t xml:space="preserve">{% endfor %}</w:t>
             </w:r>

--- a/apps/api/src/handlers/reports/assets/dd-report.docx
+++ b/apps/api/src/handlers/reports/assets/dd-report.docx
@@ -44,7 +44,7 @@
     </w:p>
     <w:p>
       <w:r>
-        <w:t xml:space="preserve">{{#if aiNarrative}}</w:t>
+        <w:t xml:space="preserve">{% if aiNarrative %}</w:t>
       </w:r>
     </w:p>
     <w:p>
@@ -57,12 +57,12 @@
     </w:p>
     <w:p>
       <w:r>
-        <w:t xml:space="preserve">{{/if}}</w:t>
-      </w:r>
-    </w:p>
-    <w:p>
-      <w:r>
-        <w:t xml:space="preserve">{{#if hasVerdicts}}</w:t>
+        <w:t xml:space="preserve">{% endif %}</w:t>
+      </w:r>
+    </w:p>
+    <w:p>
+      <w:r>
+        <w:t xml:space="preserve">{% if hasVerdicts %}</w:t>
       </w:r>
     </w:p>
     <w:tbl>
@@ -350,7 +350,7 @@
     </w:tbl>
     <w:p>
       <w:r>
-        <w:t xml:space="preserve">{{#else}}</w:t>
+        <w:t xml:space="preserve">{% else %}</w:t>
       </w:r>
     </w:p>
     <w:tbl>
@@ -423,7 +423,7 @@
     </w:tbl>
     <w:p>
       <w:r>
-        <w:t xml:space="preserve">{{/if}}</w:t>
+        <w:t xml:space="preserve">{% endif %}</w:t>
       </w:r>
     </w:p>
     <w:p>
@@ -436,7 +436,7 @@
     </w:p>
     <w:p>
       <w:r>
-        <w:t xml:space="preserve">{{#each contracts}}</w:t>
+        <w:t xml:space="preserve">{% for contract in contracts %}</w:t>
       </w:r>
     </w:p>
     <w:p>
@@ -444,12 +444,12 @@
         <w:pStyle w:val="Heading2"/>
       </w:pPr>
       <w:r>
-        <w:t xml:space="preserve">{{@index}}. {{contracts.name}}</w:t>
-      </w:r>
-    </w:p>
-    <w:p>
-      <w:r>
-        <w:t xml:space="preserve">{{#if contracts.hasDocumentType}}</w:t>
+        <w:t xml:space="preserve">{{ loop.index }}. {{ contract.name }}</w:t>
+      </w:r>
+    </w:p>
+    <w:p>
+      <w:r>
+        <w:t xml:space="preserve">{% if contract.hasDocumentType %}</w:t>
       </w:r>
     </w:p>
     <w:p>
@@ -457,17 +457,17 @@
         <w:pStyle w:val="Caption"/>
       </w:pPr>
       <w:r>
-        <w:t xml:space="preserve">Document type: {{contracts.documentType}}</w:t>
-      </w:r>
-    </w:p>
-    <w:p>
-      <w:r>
-        <w:t xml:space="preserve">{{/if}}</w:t>
-      </w:r>
-    </w:p>
-    <w:p>
-      <w:r>
-        <w:t xml:space="preserve">{{#if contracts.hasRiskLevel}}</w:t>
+        <w:t xml:space="preserve">Document type: {{ contract.documentType }}</w:t>
+      </w:r>
+    </w:p>
+    <w:p>
+      <w:r>
+        <w:t xml:space="preserve">{% endif %}</w:t>
+      </w:r>
+    </w:p>
+    <w:p>
+      <w:r>
+        <w:t xml:space="preserve">{% if contract.hasRiskLevel %}</w:t>
       </w:r>
     </w:p>
     <w:p>
@@ -475,17 +475,17 @@
         <w:pStyle w:val="Caption"/>
       </w:pPr>
       <w:r>
-        <w:t xml:space="preserve">Risk level: {{contracts.riskLevel}}</w:t>
-      </w:r>
-    </w:p>
-    <w:p>
-      <w:r>
-        <w:t xml:space="preserve">{{/if}}</w:t>
-      </w:r>
-    </w:p>
-    <w:p>
-      <w:r>
-        <w:t xml:space="preserve">{{#if hasVerdicts}}</w:t>
+        <w:t xml:space="preserve">Risk level: {{ contract.riskLevel }}</w:t>
+      </w:r>
+    </w:p>
+    <w:p>
+      <w:r>
+        <w:t xml:space="preserve">{% endif %}</w:t>
+      </w:r>
+    </w:p>
+    <w:p>
+      <w:r>
+        <w:t xml:space="preserve">{% if hasVerdicts %}</w:t>
       </w:r>
     </w:p>
     <w:tbl>
@@ -594,20 +594,20 @@
           </w:tcPr>
           <w:p>
             <w:r>
-              <w:t xml:space="preserve">{{#each contracts.fields}}</w:t>
-            </w:r>
-          </w:p>
-          <w:p>
-            <w:pPr>
-              <w:spacing w:before="40" w:after="40" w:line="240" w:lineRule="auto"/>
-            </w:pPr>
-            <w:r>
-              <w:rPr>
-                <w:b/>
-                <w:sz w:val="20"/>
-                <w:szCs w:val="20"/>
-              </w:rPr>
-              <w:t xml:space="preserve">{{contracts.fields.label}}</w:t>
+              <w:t xml:space="preserve">{% for field in contract.fields %}</w:t>
+            </w:r>
+          </w:p>
+          <w:p>
+            <w:pPr>
+              <w:spacing w:before="40" w:after="40" w:line="240" w:lineRule="auto"/>
+            </w:pPr>
+            <w:r>
+              <w:rPr>
+                <w:b/>
+                <w:sz w:val="20"/>
+                <w:szCs w:val="20"/>
+              </w:rPr>
+              <w:t xml:space="preserve">{{ field.label }}</w:t>
             </w:r>
           </w:p>
         </w:tc>
@@ -625,7 +625,7 @@
                 <w:sz w:val="20"/>
                 <w:szCs w:val="20"/>
               </w:rPr>
-              <w:t xml:space="preserve">{{contracts.fields.value}}</w:t>
+              <w:t xml:space="preserve">{{ field.value }}</w:t>
             </w:r>
           </w:p>
         </w:tc>
@@ -643,12 +643,12 @@
                 <w:sz w:val="20"/>
                 <w:szCs w:val="20"/>
               </w:rPr>
-              <w:t xml:space="preserve">{{contracts.fields.verdict}}</w:t>
-            </w:r>
-          </w:p>
-          <w:p>
-            <w:r>
-              <w:t xml:space="preserve">{{/each}}</w:t>
+              <w:t xml:space="preserve">{{ field.verdict }}</w:t>
+            </w:r>
+          </w:p>
+          <w:p>
+            <w:r>
+              <w:t xml:space="preserve">{% endfor %}</w:t>
             </w:r>
           </w:p>
         </w:tc>
@@ -656,7 +656,7 @@
     </w:tbl>
     <w:p>
       <w:r>
-        <w:t xml:space="preserve">{{#else}}</w:t>
+        <w:t xml:space="preserve">{% else %}</w:t>
       </w:r>
     </w:p>
     <w:tbl>
@@ -743,20 +743,20 @@
           </w:tcPr>
           <w:p>
             <w:r>
-              <w:t xml:space="preserve">{{#each contracts.fields}}</w:t>
-            </w:r>
-          </w:p>
-          <w:p>
-            <w:pPr>
-              <w:spacing w:before="40" w:after="40" w:line="240" w:lineRule="auto"/>
-            </w:pPr>
-            <w:r>
-              <w:rPr>
-                <w:b/>
-                <w:sz w:val="20"/>
-                <w:szCs w:val="20"/>
-              </w:rPr>
-              <w:t xml:space="preserve">{{contracts.fields.label}}</w:t>
+              <w:t xml:space="preserve">{% for field in contract.fields %}</w:t>
+            </w:r>
+          </w:p>
+          <w:p>
+            <w:pPr>
+              <w:spacing w:before="40" w:after="40" w:line="240" w:lineRule="auto"/>
+            </w:pPr>
+            <w:r>
+              <w:rPr>
+                <w:b/>
+                <w:sz w:val="20"/>
+                <w:szCs w:val="20"/>
+              </w:rPr>
+              <w:t xml:space="preserve">{{ field.label }}</w:t>
             </w:r>
           </w:p>
         </w:tc>
@@ -774,12 +774,12 @@
                 <w:sz w:val="20"/>
                 <w:szCs w:val="20"/>
               </w:rPr>
-              <w:t xml:space="preserve">{{contracts.fields.value}}</w:t>
-            </w:r>
-          </w:p>
-          <w:p>
-            <w:r>
-              <w:t xml:space="preserve">{{/each}}</w:t>
+              <w:t xml:space="preserve">{{ field.value }}</w:t>
+            </w:r>
+          </w:p>
+          <w:p>
+            <w:r>
+              <w:t xml:space="preserve">{% endfor %}</w:t>
             </w:r>
           </w:p>
         </w:tc>
@@ -787,12 +787,12 @@
     </w:tbl>
     <w:p>
       <w:r>
-        <w:t xml:space="preserve">{{/if}}</w:t>
-      </w:r>
-    </w:p>
-    <w:p>
-      <w:r>
-        <w:t xml:space="preserve">{{#if contracts.hasRisks}}</w:t>
+        <w:t xml:space="preserve">{% endif %}</w:t>
+      </w:r>
+    </w:p>
+    <w:p>
+      <w:r>
+        <w:t xml:space="preserve">{% if contract.hasRisks %}</w:t>
       </w:r>
     </w:p>
     <w:p>
@@ -805,7 +805,7 @@
     </w:p>
     <w:p>
       <w:r>
-        <w:t xml:space="preserve">{{#each contracts.risks}}</w:t>
+        <w:t xml:space="preserve">{% for risk in contract.risks %}</w:t>
       </w:r>
     </w:p>
     <w:p>
@@ -816,7 +816,7 @@
         <w:rPr>
           <w:b/>
         </w:rPr>
-        <w:t xml:space="preserve">{{contracts.risks.issue}}  ·  {{contracts.risks.severity}}  ·  {{contracts.risks.verdict}}</w:t>
+        <w:t xml:space="preserve">{{ risk.issue }}  ·  {{ risk.severity }}  ·  {{ risk.verdict }}</w:t>
       </w:r>
     </w:p>
     <w:p>
@@ -824,12 +824,12 @@
         <w:pStyle w:val="BodyText"/>
       </w:pPr>
       <w:r>
-        <w:t xml:space="preserve">{{contracts.risks.rationale}}</w:t>
-      </w:r>
-    </w:p>
-    <w:p>
-      <w:r>
-        <w:t xml:space="preserve">{{#if hasCitation}}</w:t>
+        <w:t xml:space="preserve">{{ risk.rationale }}</w:t>
+      </w:r>
+    </w:p>
+    <w:p>
+      <w:r>
+        <w:t xml:space="preserve">{% if hasCitation %}</w:t>
       </w:r>
     </w:p>
     <w:p>
@@ -837,27 +837,27 @@
         <w:pStyle w:val="Caption"/>
       </w:pPr>
       <w:r>
-        <w:t xml:space="preserve">Citation: {{contracts.risks.citation}}</w:t>
-      </w:r>
-    </w:p>
-    <w:p>
-      <w:r>
-        <w:t xml:space="preserve">{{/if}}</w:t>
-      </w:r>
-    </w:p>
-    <w:p>
-      <w:r>
-        <w:t xml:space="preserve">{{/each}}</w:t>
-      </w:r>
-    </w:p>
-    <w:p>
-      <w:r>
-        <w:t xml:space="preserve">{{/if}}</w:t>
-      </w:r>
-    </w:p>
-    <w:p>
-      <w:r>
-        <w:t xml:space="preserve">{{#if aiNarrative}}</w:t>
+        <w:t xml:space="preserve">Citation: {{ risk.citation }}</w:t>
+      </w:r>
+    </w:p>
+    <w:p>
+      <w:r>
+        <w:t xml:space="preserve">{% endif %}</w:t>
+      </w:r>
+    </w:p>
+    <w:p>
+      <w:r>
+        <w:t xml:space="preserve">{% endfor %}</w:t>
+      </w:r>
+    </w:p>
+    <w:p>
+      <w:r>
+        <w:t xml:space="preserve">{% endif %}</w:t>
+      </w:r>
+    </w:p>
+    <w:p>
+      <w:r>
+        <w:t xml:space="preserve">{% if aiNarrative %}</w:t>
       </w:r>
     </w:p>
     <w:p>
@@ -873,17 +873,17 @@
         <w:pStyle w:val="BodyText"/>
       </w:pPr>
       <w:r>
-        <w:t xml:space="preserve">{{contracts.summary}}</w:t>
-      </w:r>
-    </w:p>
-    <w:p>
-      <w:r>
-        <w:t xml:space="preserve">{{/if}}</w:t>
-      </w:r>
-    </w:p>
-    <w:p>
-      <w:r>
-        <w:t xml:space="preserve">{{/each}}</w:t>
+        <w:t xml:space="preserve">{{ contract.summary }}</w:t>
+      </w:r>
+    </w:p>
+    <w:p>
+      <w:r>
+        <w:t xml:space="preserve">{% endif %}</w:t>
+      </w:r>
+    </w:p>
+    <w:p>
+      <w:r>
+        <w:t xml:space="preserve">{% endfor %}</w:t>
       </w:r>
     </w:p>
     <w:p>
@@ -986,20 +986,20 @@
           </w:tcPr>
           <w:p>
             <w:r>
-              <w:t xml:space="preserve">{{#each grid.rows}}</w:t>
-            </w:r>
-          </w:p>
-          <w:p>
-            <w:pPr>
-              <w:spacing w:before="40" w:after="40" w:line="240" w:lineRule="auto"/>
-            </w:pPr>
-            <w:r>
-              <w:rPr>
-                <w:b/>
-                <w:sz w:val="20"/>
-                <w:szCs w:val="20"/>
-              </w:rPr>
-              <w:t xml:space="preserve">{{grid.rows.name}}</w:t>
+              <w:t xml:space="preserve">{% for row in grid.rows %}</w:t>
+            </w:r>
+          </w:p>
+          <w:p>
+            <w:pPr>
+              <w:spacing w:before="40" w:after="40" w:line="240" w:lineRule="auto"/>
+            </w:pPr>
+            <w:r>
+              <w:rPr>
+                <w:b/>
+                <w:sz w:val="20"/>
+                <w:szCs w:val="20"/>
+              </w:rPr>
+              <w:t xml:space="preserve">{{ row.name }}</w:t>
             </w:r>
           </w:p>
         </w:tc>
@@ -1017,12 +1017,12 @@
                 <w:sz w:val="20"/>
                 <w:szCs w:val="20"/>
               </w:rPr>
-              <w:t xml:space="preserve">{{grid.rows.summary}}</w:t>
-            </w:r>
-          </w:p>
-          <w:p>
-            <w:r>
-              <w:t xml:space="preserve">{{/each}}</w:t>
+              <w:t xml:space="preserve">{{ row.summary }}</w:t>
+            </w:r>
+          </w:p>
+          <w:p>
+            <w:r>
+              <w:t xml:space="preserve">{% endfor %}</w:t>
             </w:r>
           </w:p>
         </w:tc>

--- a/apps/api/src/handlers/reports/assets/dd-report.docx
+++ b/apps/api/src/handlers/reports/assets/dd-report.docx
@@ -52,7 +52,7 @@
         <w:pStyle w:val="BodyText"/>
       </w:pPr>
       <w:r>
-        <w:t xml:space="preserve">{{execSummary}}</w:t>
+        <w:t xml:space="preserve">{{ execSummary | text | label("Executive summary") | ai("Write a concise executive summary (3-5 sentences) of this due-diligence review for a partner. Ground it strictly in the provided report data: the number of contracts reviewed, the count and severity of red flags, and the most material recurring issues. Do not invent facts not present in the data.", sees_document=false) }}</w:t>
       </w:r>
     </w:p>
     <w:p>
@@ -873,7 +873,7 @@
         <w:pStyle w:val="BodyText"/>
       </w:pPr>
       <w:r>
-        <w:t xml:space="preserve">{{ contract.summary }}</w:t>
+        <w:t xml:space="preserve">{{ contract.summary | text | label("Contract summary") | ai("Write a 2-3 sentence summary of this single contract for the report, using only its provided fields and risks: its document type, its overall risk level, and its most significant findings (if any). Do not invent facts.", sees_document=false) }}</w:t>
       </w:r>
     </w:p>
     <w:p>
@@ -1284,21 +1284,4 @@
     </w:tblPr>
   </w:style>
 </w:styles>
-</file>
-
-<file path=customXml/item1.xml><?xml version="1.0" encoding="utf-8"?>
-<st:template xmlns:st="urn:stella:template:v1" version="1">
-  <st:fields>
-    <st:field path="execSummary" label="Executive summary" inputType="text" aiPrompt="Write a concise executive summary (3-5 sentences) of this due-diligence review for a partner. Ground it strictly in the provided report data: the number of contracts reviewed, the count and severity of red flags, and the most material recurring issues. Do not invent facts not present in the data." aiSeesDocument="false"/>
-    <st:field path="contracts.summary" label="Contract summary" inputType="text" aiPrompt="Write a 2-3 sentence summary of this single contract for the report, using only its provided fields and risks: its document type, its overall risk level, and its most significant findings (if any). Do not invent facts." aiSeesDocument="false"/>
-  </st:fields>
-</st:template>
-</file>
-
-<file path=customXml/itemProps1.xml><?xml version="1.0" encoding="utf-8"?>
-<ds:datastoreItem xmlns:ds="http://schemas.openxmlformats.org/officeDocument/2006/customXml" ds:itemID="{STELLA-TEMPLATE-MANIFEST}">
-  <ds:schemaRefs>
-    <ds:schemaRef ds:uri="urn:stella:template:v1"/>
-  </ds:schemaRefs>
-</ds:datastoreItem>
 </file>